--- a/Lab_Structure/INDEX.docx
+++ b/Lab_Structure/INDEX.docx
@@ -216,485 +216,6 @@
         </w:tc>
       </w:tr>
     </w:tbl>
-    <w:p>
-      <w:pPr>
-        <w:jc w:val="center"/>
-        <w:rPr>
-          <w:rFonts w:ascii="Poppins" w:hAnsi="Poppins" w:cs="Poppins"/>
-          <w:sz w:val="36"/>
-          <w:szCs w:val="36"/>
-        </w:rPr>
-      </w:pPr>
-      <w:r>
-        <w:rPr>
-          <w:rFonts w:ascii="Poppins" w:hAnsi="Poppins" w:cs="Poppins"/>
-          <w:sz w:val="36"/>
-          <w:szCs w:val="36"/>
-        </w:rPr>
-        <w:lastRenderedPageBreak/>
-        <w:t>NEPATHYA COLLEGE</w:t>
-      </w:r>
-    </w:p>
-    <w:p>
-      <w:pPr>
-        <w:jc w:val="center"/>
-        <w:rPr>
-          <w:rFonts w:ascii="Poppins" w:hAnsi="Poppins" w:cs="Poppins"/>
-          <w:sz w:val="36"/>
-          <w:szCs w:val="36"/>
-        </w:rPr>
-      </w:pPr>
-      <w:r>
-        <w:rPr>
-          <w:rFonts w:ascii="Poppins" w:hAnsi="Poppins" w:cs="Poppins"/>
-          <w:sz w:val="36"/>
-          <w:szCs w:val="36"/>
-        </w:rPr>
-        <w:t>(Tribhuvan University)</w:t>
-      </w:r>
-    </w:p>
-    <w:p>
-      <w:pPr>
-        <w:jc w:val="center"/>
-        <w:rPr>
-          <w:rFonts w:ascii="Poppins" w:hAnsi="Poppins" w:cs="Poppins"/>
-          <w:sz w:val="28"/>
-          <w:szCs w:val="28"/>
-        </w:rPr>
-      </w:pPr>
-      <w:r>
-        <w:rPr>
-          <w:rFonts w:ascii="Poppins" w:hAnsi="Poppins" w:cs="Poppins"/>
-          <w:sz w:val="28"/>
-          <w:szCs w:val="28"/>
-        </w:rPr>
-        <w:t>Tilottama-5, Manigram, Rupandehi</w:t>
-      </w:r>
-    </w:p>
-    <w:p>
-      <w:pPr>
-        <w:jc w:val="center"/>
-        <w:rPr>
-          <w:rFonts w:ascii="Poppins" w:hAnsi="Poppins" w:cs="Poppins"/>
-          <w:sz w:val="28"/>
-          <w:szCs w:val="28"/>
-        </w:rPr>
-      </w:pPr>
-      <w:r>
-        <w:rPr>
-          <w:rFonts w:ascii="Poppins" w:hAnsi="Poppins" w:cs="Poppins"/>
-          <w:noProof/>
-          <w:sz w:val="28"/>
-          <w:szCs w:val="28"/>
-        </w:rPr>
-        <w:drawing>
-          <wp:inline distT="0" distB="0" distL="0" distR="0" wp14:anchorId="7DA8BC46" wp14:editId="4D4BC8BB">
-            <wp:extent cx="2302933" cy="2141855"/>
-            <wp:effectExtent l="0" t="0" r="2540" b="0"/>
-            <wp:docPr id="27318339" name="Picture 1" descr="A star with a symbol and text&#10;&#10;AI-generated content may be incorrect."/>
-            <wp:cNvGraphicFramePr>
-              <a:graphicFrameLocks xmlns:a="http://schemas.openxmlformats.org/drawingml/2006/main" noChangeAspect="1"/>
-            </wp:cNvGraphicFramePr>
-            <a:graphic xmlns:a="http://schemas.openxmlformats.org/drawingml/2006/main">
-              <a:graphicData uri="http://schemas.openxmlformats.org/drawingml/2006/picture">
-                <pic:pic xmlns:pic="http://schemas.openxmlformats.org/drawingml/2006/picture">
-                  <pic:nvPicPr>
-                    <pic:cNvPr id="27318339" name="Picture 1" descr="A star with a symbol and text&#10;&#10;AI-generated content may be incorrect."/>
-                    <pic:cNvPicPr/>
-                  </pic:nvPicPr>
-                  <pic:blipFill>
-                    <a:blip r:embed="rId4">
-                      <a:extLst>
-                        <a:ext uri="{28A0092B-C50C-407E-A947-70E740481C1C}">
-                          <a14:useLocalDpi xmlns:a14="http://schemas.microsoft.com/office/drawing/2010/main" val="0"/>
-                        </a:ext>
-                      </a:extLst>
-                    </a:blip>
-                    <a:stretch>
-                      <a:fillRect/>
-                    </a:stretch>
-                  </pic:blipFill>
-                  <pic:spPr>
-                    <a:xfrm>
-                      <a:off x="0" y="0"/>
-                      <a:ext cx="2311591" cy="2149907"/>
-                    </a:xfrm>
-                    <a:prstGeom prst="rect">
-                      <a:avLst/>
-                    </a:prstGeom>
-                  </pic:spPr>
-                </pic:pic>
-              </a:graphicData>
-            </a:graphic>
-          </wp:inline>
-        </w:drawing>
-      </w:r>
-    </w:p>
-    <w:p>
-      <w:pPr>
-        <w:jc w:val="center"/>
-        <w:rPr>
-          <w:rFonts w:ascii="Poppins" w:hAnsi="Poppins" w:cs="Poppins"/>
-          <w:sz w:val="28"/>
-          <w:szCs w:val="28"/>
-        </w:rPr>
-      </w:pPr>
-      <w:r>
-        <w:rPr>
-          <w:rFonts w:ascii="Poppins" w:hAnsi="Poppins" w:cs="Poppins"/>
-          <w:sz w:val="28"/>
-          <w:szCs w:val="28"/>
-        </w:rPr>
-        <w:t>Lab Report of "</w:t>
-      </w:r>
-      <w:r>
-        <w:rPr>
-          <w:rFonts w:ascii="Poppins" w:hAnsi="Poppins" w:cs="Poppins"/>
-          <w:sz w:val="28"/>
-          <w:szCs w:val="28"/>
-        </w:rPr>
-        <w:t>Operating System</w:t>
-      </w:r>
-      <w:r>
-        <w:rPr>
-          <w:rFonts w:ascii="Poppins" w:hAnsi="Poppins" w:cs="Poppins"/>
-          <w:sz w:val="28"/>
-          <w:szCs w:val="28"/>
-        </w:rPr>
-        <w:t xml:space="preserve"> </w:t>
-      </w:r>
-      <w:r>
-        <w:rPr>
-          <w:rFonts w:ascii="Poppins" w:hAnsi="Poppins" w:cs="Poppins"/>
-          <w:sz w:val="28"/>
-          <w:szCs w:val="28"/>
-        </w:rPr>
-        <w:t>(</w:t>
-      </w:r>
-      <w:r>
-        <w:rPr>
-          <w:rFonts w:ascii="Poppins" w:hAnsi="Poppins" w:cs="Poppins"/>
-          <w:sz w:val="28"/>
-          <w:szCs w:val="28"/>
-        </w:rPr>
-        <w:t>CSC 26</w:t>
-      </w:r>
-      <w:r>
-        <w:rPr>
-          <w:rFonts w:ascii="Poppins" w:hAnsi="Poppins" w:cs="Poppins"/>
-          <w:sz w:val="28"/>
-          <w:szCs w:val="28"/>
-        </w:rPr>
-        <w:t>4</w:t>
-      </w:r>
-      <w:r>
-        <w:rPr>
-          <w:rFonts w:ascii="Poppins" w:hAnsi="Poppins" w:cs="Poppins"/>
-          <w:sz w:val="28"/>
-          <w:szCs w:val="28"/>
-        </w:rPr>
-        <w:t>)"</w:t>
-      </w:r>
-      <w:r>
-        <w:rPr>
-          <w:rFonts w:ascii="Poppins" w:hAnsi="Poppins" w:cs="Poppins"/>
-          <w:sz w:val="28"/>
-          <w:szCs w:val="28"/>
-        </w:rPr>
-        <w:t xml:space="preserve"> </w:t>
-      </w:r>
-    </w:p>
-    <w:p>
-      <w:pPr>
-        <w:jc w:val="center"/>
-        <w:rPr>
-          <w:rFonts w:ascii="Poppins" w:hAnsi="Poppins" w:cs="Poppins"/>
-          <w:sz w:val="28"/>
-          <w:szCs w:val="28"/>
-        </w:rPr>
-      </w:pPr>
-      <w:r>
-        <w:rPr>
-          <w:rFonts w:ascii="Poppins" w:hAnsi="Poppins" w:cs="Poppins"/>
-          <w:sz w:val="28"/>
-          <w:szCs w:val="28"/>
-        </w:rPr>
-        <w:t>“Institute of Science &amp; Technology"</w:t>
-      </w:r>
-    </w:p>
-    <w:p>
-      <w:pPr>
-        <w:jc w:val="center"/>
-        <w:rPr>
-          <w:rFonts w:ascii="Poppins" w:hAnsi="Poppins" w:cs="Poppins"/>
-          <w:sz w:val="28"/>
-          <w:szCs w:val="28"/>
-        </w:rPr>
-      </w:pPr>
-      <w:r>
-        <w:rPr>
-          <w:rFonts w:ascii="Poppins" w:hAnsi="Poppins" w:cs="Poppins"/>
-          <w:sz w:val="28"/>
-          <w:szCs w:val="28"/>
-        </w:rPr>
-        <w:t>Tribhuvan University</w:t>
-      </w:r>
-    </w:p>
-    <w:p>
-      <w:pPr>
-        <w:jc w:val="center"/>
-        <w:rPr>
-          <w:rFonts w:ascii="Poppins" w:hAnsi="Poppins" w:cs="Poppins"/>
-          <w:sz w:val="28"/>
-          <w:szCs w:val="28"/>
-        </w:rPr>
-      </w:pPr>
-      <w:r>
-        <w:rPr>
-          <w:rFonts w:ascii="Poppins" w:hAnsi="Poppins" w:cs="Poppins"/>
-          <w:sz w:val="28"/>
-          <w:szCs w:val="28"/>
-        </w:rPr>
-        <w:t>Kritipur Nepal</w:t>
-      </w:r>
-    </w:p>
-    <w:p>
-      <w:pPr>
-        <w:jc w:val="center"/>
-        <w:rPr>
-          <w:rFonts w:ascii="Poppins" w:hAnsi="Poppins" w:cs="Poppins"/>
-          <w:sz w:val="28"/>
-          <w:szCs w:val="28"/>
-        </w:rPr>
-      </w:pPr>
-    </w:p>
-    <w:p>
-      <w:pPr>
-        <w:jc w:val="center"/>
-        <w:rPr>
-          <w:rFonts w:ascii="Poppins" w:hAnsi="Poppins" w:cs="Poppins"/>
-          <w:sz w:val="28"/>
-          <w:szCs w:val="28"/>
-        </w:rPr>
-      </w:pPr>
-      <w:r>
-        <w:rPr>
-          <w:rFonts w:ascii="Poppins" w:hAnsi="Poppins" w:cs="Poppins"/>
-          <w:sz w:val="28"/>
-          <w:szCs w:val="28"/>
-        </w:rPr>
-        <w:t>Submitted By</w:t>
-      </w:r>
-    </w:p>
-    <w:p>
-      <w:pPr>
-        <w:jc w:val="center"/>
-        <w:rPr>
-          <w:rFonts w:ascii="Poppins" w:hAnsi="Poppins" w:cs="Poppins"/>
-          <w:sz w:val="28"/>
-          <w:szCs w:val="28"/>
-        </w:rPr>
-      </w:pPr>
-      <w:r>
-        <w:rPr>
-          <w:rFonts w:ascii="Poppins" w:hAnsi="Poppins" w:cs="Poppins"/>
-          <w:sz w:val="28"/>
-          <w:szCs w:val="28"/>
-        </w:rPr>
-        <w:t xml:space="preserve">Name : </w:t>
-      </w:r>
-      <w:r>
-        <w:rPr>
-          <w:rFonts w:ascii="Poppins" w:hAnsi="Poppins" w:cs="Poppins"/>
-          <w:sz w:val="28"/>
-          <w:szCs w:val="28"/>
-        </w:rPr>
-        <w:t>Gaurav Gautam</w:t>
-      </w:r>
-    </w:p>
-    <w:p>
-      <w:pPr>
-        <w:jc w:val="center"/>
-        <w:rPr>
-          <w:rFonts w:ascii="Poppins" w:hAnsi="Poppins" w:cs="Poppins"/>
-          <w:sz w:val="28"/>
-          <w:szCs w:val="28"/>
-        </w:rPr>
-      </w:pPr>
-      <w:r>
-        <w:rPr>
-          <w:rFonts w:ascii="Poppins" w:hAnsi="Poppins" w:cs="Poppins"/>
-          <w:sz w:val="28"/>
-          <w:szCs w:val="28"/>
-        </w:rPr>
-        <w:t>R</w:t>
-      </w:r>
-      <w:r>
-        <w:rPr>
-          <w:rFonts w:ascii="Poppins" w:hAnsi="Poppins" w:cs="Poppins"/>
-          <w:sz w:val="28"/>
-          <w:szCs w:val="28"/>
-        </w:rPr>
-        <w:t xml:space="preserve">egistration </w:t>
-      </w:r>
-      <w:r>
-        <w:rPr>
-          <w:rFonts w:ascii="Poppins" w:hAnsi="Poppins" w:cs="Poppins"/>
-          <w:sz w:val="28"/>
-          <w:szCs w:val="28"/>
-        </w:rPr>
-        <w:t>N</w:t>
-      </w:r>
-      <w:r>
-        <w:rPr>
-          <w:rFonts w:ascii="Poppins" w:hAnsi="Poppins" w:cs="Poppins"/>
-          <w:sz w:val="28"/>
-          <w:szCs w:val="28"/>
-        </w:rPr>
-        <w:t>umber</w:t>
-      </w:r>
-      <w:r>
-        <w:rPr>
-          <w:rFonts w:ascii="Poppins" w:hAnsi="Poppins" w:cs="Poppins"/>
-          <w:sz w:val="28"/>
-          <w:szCs w:val="28"/>
-        </w:rPr>
-        <w:t xml:space="preserve"> : 5-2-1182-</w:t>
-      </w:r>
-      <w:r>
-        <w:rPr>
-          <w:rFonts w:ascii="Poppins" w:hAnsi="Poppins" w:cs="Poppins"/>
-          <w:sz w:val="28"/>
-          <w:szCs w:val="28"/>
-        </w:rPr>
-        <w:t>__</w:t>
-      </w:r>
-      <w:r>
-        <w:rPr>
-          <w:rFonts w:ascii="Poppins" w:hAnsi="Poppins" w:cs="Poppins"/>
-          <w:sz w:val="28"/>
-          <w:szCs w:val="28"/>
-        </w:rPr>
-        <w:t>-2024</w:t>
-      </w:r>
-    </w:p>
-    <w:p>
-      <w:pPr>
-        <w:jc w:val="center"/>
-        <w:rPr>
-          <w:rFonts w:ascii="Poppins" w:hAnsi="Poppins" w:cs="Poppins"/>
-          <w:sz w:val="28"/>
-          <w:szCs w:val="28"/>
-        </w:rPr>
-      </w:pPr>
-      <w:r>
-        <w:rPr>
-          <w:rFonts w:ascii="Poppins" w:hAnsi="Poppins" w:cs="Poppins"/>
-          <w:sz w:val="28"/>
-          <w:szCs w:val="28"/>
-        </w:rPr>
-        <w:t xml:space="preserve">Symbol Number : </w:t>
-      </w:r>
-      <w:r>
-        <w:rPr>
-          <w:rFonts w:ascii="Poppins" w:hAnsi="Poppins" w:cs="Poppins"/>
-          <w:sz w:val="28"/>
-          <w:szCs w:val="28"/>
-        </w:rPr>
-        <w:t>810125</w:t>
-      </w:r>
-      <w:r>
-        <w:rPr>
-          <w:rFonts w:ascii="Poppins" w:hAnsi="Poppins" w:cs="Poppins"/>
-          <w:sz w:val="28"/>
-          <w:szCs w:val="28"/>
-        </w:rPr>
-        <w:t>__</w:t>
-      </w:r>
-    </w:p>
-    <w:p>
-      <w:pPr>
-        <w:jc w:val="center"/>
-        <w:rPr>
-          <w:rFonts w:ascii="Poppins" w:hAnsi="Poppins" w:cs="Poppins"/>
-          <w:sz w:val="28"/>
-          <w:szCs w:val="28"/>
-        </w:rPr>
-      </w:pPr>
-    </w:p>
-    <w:p>
-      <w:pPr>
-        <w:jc w:val="center"/>
-        <w:rPr>
-          <w:rFonts w:ascii="Poppins" w:hAnsi="Poppins" w:cs="Poppins"/>
-          <w:sz w:val="28"/>
-          <w:szCs w:val="28"/>
-        </w:rPr>
-      </w:pPr>
-      <w:r>
-        <w:rPr>
-          <w:rFonts w:ascii="Poppins" w:hAnsi="Poppins" w:cs="Poppins"/>
-          <w:sz w:val="28"/>
-          <w:szCs w:val="28"/>
-        </w:rPr>
-        <w:t>Submitted to</w:t>
-      </w:r>
-    </w:p>
-    <w:p>
-      <w:pPr>
-        <w:jc w:val="center"/>
-        <w:rPr>
-          <w:rFonts w:ascii="Poppins" w:hAnsi="Poppins" w:cs="Poppins"/>
-          <w:sz w:val="28"/>
-          <w:szCs w:val="28"/>
-        </w:rPr>
-      </w:pPr>
-      <w:r>
-        <w:rPr>
-          <w:rFonts w:ascii="Poppins" w:hAnsi="Poppins" w:cs="Poppins"/>
-          <w:sz w:val="28"/>
-          <w:szCs w:val="28"/>
-        </w:rPr>
-        <w:t>Nepathya College</w:t>
-      </w:r>
-    </w:p>
-    <w:p>
-      <w:pPr>
-        <w:jc w:val="center"/>
-        <w:rPr>
-          <w:rFonts w:ascii="Poppins" w:hAnsi="Poppins" w:cs="Poppins"/>
-          <w:sz w:val="28"/>
-          <w:szCs w:val="28"/>
-        </w:rPr>
-      </w:pPr>
-      <w:r>
-        <w:rPr>
-          <w:rFonts w:ascii="Poppins" w:hAnsi="Poppins" w:cs="Poppins"/>
-          <w:sz w:val="28"/>
-          <w:szCs w:val="28"/>
-        </w:rPr>
-        <w:t>Department of Computer Science and Information Technology</w:t>
-      </w:r>
-    </w:p>
-    <w:p>
-      <w:pPr>
-        <w:jc w:val="center"/>
-        <w:rPr>
-          <w:rFonts w:ascii="Poppins" w:hAnsi="Poppins" w:cs="Poppins"/>
-          <w:sz w:val="28"/>
-          <w:szCs w:val="28"/>
-        </w:rPr>
-      </w:pPr>
-      <w:r>
-        <w:rPr>
-          <w:rFonts w:ascii="Poppins" w:hAnsi="Poppins" w:cs="Poppins"/>
-          <w:sz w:val="28"/>
-          <w:szCs w:val="28"/>
-        </w:rPr>
-        <w:t>Tilottama-5, Nepal</w:t>
-      </w:r>
-    </w:p>
-    <w:p/>
     <w:p/>
     <w:sectPr>
       <w:pgSz w:w="11906" w:h="16838" w:code="9"/>
